--- a/companies/ashcombe-advisory/Firm/Firm Overview 2017 v3.docx
+++ b/companies/ashcombe-advisory/Firm/Firm Overview 2017 v3.docx
@@ -7,12 +7,17 @@
         <w:pStyle w:val="Heading1"/>
       </w:pPr>
       <w:r>
-        <w:t>Firm Overview</w:t>
+        <w:t>Ashcombe Advisory Partners</w:t>
       </w:r>
     </w:p>
     <w:p>
       <w:r>
-        <w:t>Ashcombe Advisory Partners is a corporate communications and investor relations advisory. We help mid-market public companies, and companies on the way to becoming public, decide what to say, when to say it, and to whom, and then we help them say it well. The firm was founded in 2014 on a plain premise: most companies do not have a communications problem so much as a clarity problem, and clarity is something you can work at. Clients tend to come to us at the moments that matter most, when a number has to be explained, a decision announced, or a reputation defended, and those are the moments this firm was built for.</w:t>
+        <w:t>We help companies say difficult things well. That is the plainest description of the firm, and after several years of the work we have not found a better one. Ashcombe Advisory Partners has advised on corporate communications and investor relations since we opened our doors in 2014, working mostly with mid-market public companies and the private firms preparing to join them. The common thread among our clients is not their industry but the moment they are in, a point where the words they choose carry unusual weight.</w:t>
+      </w:r>
+    </w:p>
+    <w:p>
+      <w:r>
+        <w:t>Our clients come to us when a message matters more than usual. An announcement is due, a quarter needs explaining, or a piece of unwelcome news has to reach the market in the right words and the right order. We are the people a company calls to get the wording right before it goes out, and to think carefully through who should hear it first, and how, and when.</w:t>
       </w:r>
     </w:p>
     <w:p>
@@ -20,17 +25,30 @@
         <w:pStyle w:val="Heading2"/>
       </w:pPr>
       <w:r>
-        <w:t>What we do</w:t>
+        <w:t>The work we do</w:t>
       </w:r>
     </w:p>
     <w:p>
       <w:r>
-        <w:t>Our practice runs along three lines. The first is positioning and messaging: settling the story a company is telling the market, testing whether it holds up under a hard question, and putting it into language a reader actually believes. The second is announcement management, which is the ordinary run of news a public or pre-IPO company has to disclose on a schedule it does not fully control: earnings, financings, leadership changes, and transactions. The third is reputation, which is the slower work of building goodwill before you need it and the faster work of protecting it when something goes wrong.</w:t>
+        <w:t>Most of what we produce for a client is correspondence. A well-judged email, sent to the right person at the right hour, does more for a company's standing than a thick deck ever will, and the discipline of the firm shows in how those everyday messages read. We draft the language, route the approvals, and keep the timeline of an announcement moving without letting anything slip. It is unglamorous work, and we are rather proud of how well we do it.</w:t>
       </w:r>
     </w:p>
     <w:p>
       <w:r>
-        <w:t>In practice a single client usually draws on all three, and an engagement moves between them as the year does. What we are asked to produce is rarely a document for its own sake. It is a decision made, a draft approved, a statement cleared, or a call made on time. The concrete services beneath those three lines are these.</w:t>
+        <w:t>Around that daily work sits a smaller body of formal advice. We shape the positioning a company leads with, counsel a board before it speaks, and write the handful of documents that have to be exactly right. We keep those deliberately few, because the firm's character is in how it corresponds, not in how much it commits to paper. A firm that writes less, and means every word, is an easier one to trust.</w:t>
+      </w:r>
+    </w:p>
+    <w:p>
+      <w:pPr>
+        <w:pStyle w:val="Heading2"/>
+      </w:pPr>
+      <w:r>
+        <w:t>Where we help</w:t>
+      </w:r>
+    </w:p>
+    <w:p>
+      <w:r>
+        <w:t>Our practice runs along a few clear lines, and most engagements draw on more than one of them.</w:t>
       </w:r>
     </w:p>
     <w:p>
@@ -38,7 +56,7 @@
         <w:pStyle w:val="ListBullet"/>
       </w:pPr>
       <w:r>
-        <w:t>Investor relations support, from earnings scripts and Q&amp;A preparation to the quarterly cadence of updates that keeps a shareholder base informed</w:t>
+        <w:t>Positioning and messaging, so a company knows what it stands for before the market thinks to ask.</w:t>
       </w:r>
     </w:p>
     <w:p>
@@ -46,7 +64,7 @@
         <w:pStyle w:val="ListBullet"/>
       </w:pPr>
       <w:r>
-        <w:t>Announcement planning and drafting, including the sequencing of who hears what, and in what order, on the day</w:t>
+        <w:t>Announcements and the timing of disclosure, from a routine result to news that will move a share price.</w:t>
       </w:r>
     </w:p>
     <w:p>
@@ -54,7 +72,7 @@
         <w:pStyle w:val="ListBullet"/>
       </w:pPr>
       <w:r>
-        <w:t>Positioning and message development for companies entering the public markets or repositioning themselves within them</w:t>
+        <w:t>Investor relations, the steady work of keeping the people who own a company properly informed.</w:t>
       </w:r>
     </w:p>
     <w:p>
@@ -62,15 +80,20 @@
         <w:pStyle w:val="ListBullet"/>
       </w:pPr>
       <w:r>
-        <w:t>Issues and reputation management, including preparation for the questions a company hopes it will never be asked</w:t>
+        <w:t>Reputation and issues, where a single careless line can undo years of goodwill and discretion is most of the assignment.</w:t>
       </w:r>
     </w:p>
     <w:p>
       <w:pPr>
-        <w:pStyle w:val="ListBullet"/>
+        <w:pStyle w:val="Heading2"/>
       </w:pPr>
       <w:r>
-        <w:t>Day-to-day counsel to executives and boards on how a given decision is likely to read once it is out</w:t>
+        <w:t>One engagement, by way of illustration</w:t>
+      </w:r>
+    </w:p>
+    <w:p>
+      <w:r>
+        <w:t>Our work with Barrera Group is a fair example of how we operate. We gave careful attention to who needed to hear a message, and in what order, before any of it became public, and we kept the drafting close so that nothing left the firm without a considered read. The result was quiet, which in our line of work is usually the point. We offer it as one illustration among our engagements, not as the whole of what we do, and we are careful to keep one client's business well away from another's.</w:t>
       </w:r>
     </w:p>
     <w:p>
@@ -83,12 +106,12 @@
     </w:p>
     <w:p>
       <w:r>
-        <w:t>Every engagement opens the same way, with a signed letter that sets out the scope and a short kickoff memo that names who does what. After that, the work lives in the inbox. Ashcombe is a correspondence firm by design. A messaging decision gets made in a thread, an announcement gets approved in a thread, and a timeline gets managed in a thread, because that is where our clients actually work, and because a clear written record is worth more than a polished deck no one reads twice. We keep our own writing short. A note that goes to a client answers the question in its first line, and when it cannot, it says plainly what is still open and who owns the next move.</w:t>
+        <w:t>Two people set the standard for that care. Julie Hill leads the firm and keeps the most sensitive announcements in her own hands, on the simple principle that a market-moving line deserves a partner's read before anyone sends it. Christopher Walton carries our most delicate reputational work, and he is the one who will slow a thread down on purpose when speed would be the real mistake.</w:t>
       </w:r>
     </w:p>
     <w:p>
       <w:r>
-        <w:t>We do not hold the facts our clients own. Numbers, dates, and named commitments belong to the company and its counsel, and our job is to frame them, not to supply them. Nothing leaves this office for the market that the client has not read and signed off, and we would rather miss a news cycle than put out a sentence that has not been approved. That discipline is slower on a given afternoon and far cheaper over a year.</w:t>
+        <w:t>Below them the firm runs lean, and by design. A bench of advisors and analysts each carry a few client relationships at once, supported by a small operations team that keeps the schedules, the files, and the mailbox in order. Nobody here is more than a step from the work, which is part of why the answers come back quickly. It is a deliberately quiet way to operate, and our clients tend to prefer it that way.</w:t>
       </w:r>
     </w:p>
     <w:p>
@@ -96,35 +119,12 @@
         <w:pStyle w:val="Heading2"/>
       </w:pPr>
       <w:r>
-        <w:t>Representative work</w:t>
+        <w:t>If you have news coming</w:t>
       </w:r>
     </w:p>
     <w:p>
       <w:r>
-        <w:t>The engagements we point to are representative of the kind of work we take on rather than a full account of the firm's clients. Our work with Barrera Group is a fair example: a mid-market company that needed its story told consistently across a crowded stretch of announcements, where the value we added was less any single statement than the discipline of saying the same true thing every time it came up. That is usually where we are most useful. Companies rarely fail to communicate for lack of words. They fail because the words drift, meeting to meeting, until no two people describe the business the same way.</w:t>
-      </w:r>
-    </w:p>
-    <w:p>
-      <w:pPr>
-        <w:pStyle w:val="Heading2"/>
-      </w:pPr>
-      <w:r>
-        <w:t>The firm</w:t>
-      </w:r>
-    </w:p>
-    <w:p>
-      <w:r>
-        <w:t>Ashcombe is deliberately small. A managing partner leads a bench of advisors and analysts, each of whom carries two or three client relationships at a time, supported by an operations team that keeps the schedules, the files, and the mailbox in order. We staff engagements with people whose names the client will learn, and the advisor who wins the work is the advisor who does it. That puts a real limit on how fast we can grow, and we have decided we would rather grow at the pace of the work than ahead of it.</w:t>
-      </w:r>
-    </w:p>
-    <w:p>
-      <w:r>
-        <w:t>If there is a house style here, it is plainness. We would rather a client sound like itself, clearly, than like every other company in its sector. Anyone thinking about working with us should expect direct advice, a fast reply, and a firm that will tell them when it thinks they are wrong.</w:t>
-      </w:r>
-    </w:p>
-    <w:p>
-      <w:r>
-        <w:t>Julie Hill, Managing Partner</w:t>
+        <w:t>If you have an announcement on the horizon, or a quarter that will be harder to explain than most, the useful next step is a conversation. Call us, and we will listen first, then tell you plainly what we would say and when we would say it.</w:t>
       </w:r>
     </w:p>
     <w:sectPr>
